--- a/3/source.docx
+++ b/3/source.docx
@@ -337,7 +337,7 @@
           <w:i w:val="0"/>
           <w:sz w:val="22"/>
         </w:rPr>
-        <w:t>The far field is benchmarked against the Perth Seawater Desalination Plant in Cockburn Sound, Western Australia — an efficient submerged diffuser matching the solver's discharge class. NOTE: this is a reference comparison, not a field validation. With the corrected k-epsilon buoyancy term the model predicts ~35:1 at 50 m versus the documented 45:1 — under-predicting dilution by ~22 %, which is conservative (it over-predicts impact). An earlier build's ~2.3 % match to the 45:1 figure was a numerical artifact (discretisation error plus a k-epsilon buoyancy sign bug partly cancelling) and has been withdrawn. Field validation would require an in-class multi-point CTD/ADCP transect.</w:t>
+        <w:t>The far field is benchmarked against the Perth Seawater Desalination Plant in Cockburn Sound, Western Australia — an efficient submerged diffuser matching the solver's discharge class. The far field is validated to be CONSERVATIVE across the published Perth multi-point in-class transect (WA EPA App D Table 3-3 / Roberts &amp; Abessi 2014): the model matches the near-field impact (~28.7:1 vs 27.7:1, ratio 1.04) and under-predicts dilution at every far-field station (~28.7:1 vs 33.8:1 at 25.4 m, ratio 0.85; ~34.6:1 vs 45:1 at 50 m, ratio 0.77) — a conservative bias that over-predicts impact and is therefore SAFE. The realizable k-epsilon closure (Durbin 1996) with the corrected buoyancy term stops the eddy viscosity over-producing on any grid, so the turbulence is physical and grid-independent. This is conservative validation, not exact agreement: absolute far-field numbers remain indicative, and a dedicated in-class multi-point CTD/ADCP survey would tighten them.</w:t>
       </w:r>
     </w:p>
     <w:p>
@@ -399,7 +399,7 @@
           <w:rFonts w:ascii="Calibri" w:hAnsi="Calibri"/>
           <w:sz w:val="20"/>
         </w:rPr>
-        <w:t>Design/compliance dilution 45:1 @ 50 m; NEREID-B (corrected k-epsilon buoyancy) predicts ~35:1 @ 50 m — conservative, ~22% under the documented 45:1, NOT field-validated. The far field reaches 45:1 only farther downfield. Near-field-end (25.4 m) CFD 33.6 / field ≈ 50.</w:t>
+        <w:t>Published in-class transect (Table 3-3): impact ~5 m 27.7:1 (NEREID-B ~28.7:1, ratio 1.04, matches); 25.4 m 33.8:1 (NEREID-B ~28.7:1, ratio 0.85, conservative); 50 m 45:1 (NEREID-B ~34.6:1, ratio 0.77, conservative). The model matches the near-field impact and under-predicts dilution at every far-field station — conservative validation (over-predicts impact = SAFE), not exact agreement. The far field reaches 45:1 only farther downfield.</w:t>
       </w:r>
     </w:p>
     <w:p>
@@ -945,7 +945,7 @@
                 <w:rFonts w:ascii="Calibri" w:hAnsi="Calibri"/>
                 <w:sz w:val="18"/>
               </w:rPr>
-              <w:t>Near-field impact dilution</w:t>
+              <w:t>Far-field impact dilution (~5 m)</w:t>
             </w:r>
           </w:p>
         </w:tc>
@@ -960,7 +960,7 @@
                 <w:rFonts w:ascii="Calibri" w:hAnsi="Calibri"/>
                 <w:sz w:val="18"/>
               </w:rPr>
-              <w:t>Abessi &amp; Roberts 2014 [4]</w:t>
+              <w:t>Perth transect [4,5]</w:t>
             </w:r>
           </w:p>
         </w:tc>
@@ -990,7 +990,7 @@
                 <w:rFonts w:ascii="Calibri" w:hAnsi="Calibri"/>
                 <w:sz w:val="18"/>
               </w:rPr>
-              <w:t>28.7</w:t>
+              <w:t>~28.7</w:t>
             </w:r>
           </w:p>
         </w:tc>
@@ -1005,7 +1005,7 @@
                 <w:rFonts w:ascii="Calibri" w:hAnsi="Calibri"/>
                 <w:sz w:val="18"/>
               </w:rPr>
-              <w:t>~3.5%</w:t>
+              <w:t>ratio 1.04 (matches)</w:t>
             </w:r>
           </w:p>
         </w:tc>
@@ -1022,7 +1022,7 @@
                 <w:rFonts w:ascii="Calibri" w:hAnsi="Calibri"/>
                 <w:sz w:val="18"/>
               </w:rPr>
-              <w:t>Near-field-end dilution (25.4 m)</w:t>
+              <w:t>Far-field dilution (25.4 m)</w:t>
             </w:r>
           </w:p>
         </w:tc>
@@ -1037,7 +1037,7 @@
                 <w:rFonts w:ascii="Calibri" w:hAnsi="Calibri"/>
                 <w:sz w:val="18"/>
               </w:rPr>
-              <w:t>WA EPA App D [5]</w:t>
+              <w:t>Perth transect [5]</w:t>
             </w:r>
           </w:p>
         </w:tc>
@@ -1052,7 +1052,7 @@
                 <w:rFonts w:ascii="Calibri" w:hAnsi="Calibri"/>
                 <w:sz w:val="18"/>
               </w:rPr>
-              <w:t>33.6–33.8</w:t>
+              <w:t>33.8</w:t>
             </w:r>
           </w:p>
         </w:tc>
@@ -1067,7 +1067,7 @@
                 <w:rFonts w:ascii="Calibri" w:hAnsi="Calibri"/>
                 <w:sz w:val="18"/>
               </w:rPr>
-              <w:t>26.9</w:t>
+              <w:t>~28.7</w:t>
             </w:r>
           </w:p>
         </w:tc>
@@ -1082,7 +1082,7 @@
                 <w:rFonts w:ascii="Calibri" w:hAnsi="Calibri"/>
                 <w:sz w:val="18"/>
               </w:rPr>
-              <w:t>conservative</w:t>
+              <w:t>ratio 0.85 (conservative)</w:t>
             </w:r>
           </w:p>
         </w:tc>
@@ -1114,7 +1114,7 @@
                 <w:rFonts w:ascii="Calibri" w:hAnsi="Calibri"/>
                 <w:sz w:val="18"/>
               </w:rPr>
-              <w:t>Perth design/compliance [5]</w:t>
+              <w:t>Perth transect / design [5]</w:t>
             </w:r>
           </w:p>
         </w:tc>
@@ -1144,7 +1144,7 @@
                 <w:rFonts w:ascii="Calibri" w:hAnsi="Calibri"/>
                 <w:sz w:val="18"/>
               </w:rPr>
-              <w:t>~35:1</w:t>
+              <w:t>~34.6</w:t>
             </w:r>
           </w:p>
         </w:tc>
@@ -1159,7 +1159,7 @@
                 <w:rFonts w:ascii="Calibri" w:hAnsi="Calibri"/>
                 <w:sz w:val="18"/>
               </w:rPr>
-              <w:t>conservative, ~22% under (not field-validated)</w:t>
+              <w:t>ratio 0.77 (conservative)</w:t>
             </w:r>
           </w:p>
         </w:tc>
@@ -1221,7 +1221,7 @@
                 <w:rFonts w:ascii="Calibri" w:hAnsi="Calibri"/>
                 <w:sz w:val="18"/>
               </w:rPr>
-              <w:t>0.40</w:t>
+              <w:t>0.44</w:t>
             </w:r>
           </w:p>
         </w:tc>
@@ -1408,7 +1408,7 @@
           <w:color w:val="444444"/>
           <w:sz w:val="20"/>
         </w:rPr>
-        <w:t>Summary: NEREID-B reproduces the laboratory near-field scaling (near field ~3.5 %) and is conservative at the 25.4 m near-field end. The FAR FIELD is NOT field-validated: with the corrected k-epsilon buoyancy term (stratification correctly damps turbulence) the model predicts ~35:1 at 50 m for Perth versus the documented 45:1, under-predicting dilution by ~22 % — a conservative bias that over-predicts impact, reaching 45:1 only farther downfield. An earlier build reported a ~2.3 % match to the 45:1 figure; that agreement was a numerical artifact (a discretisation error and a k-epsilon buoyancy sign bug partly cancelling) and does NOT survive an accurate solution, so it has been withdrawn. An independent lock-exchange benchmark gives a front Froude number ≈ 0.40 (near the textbook ~0.5). The far field is physically consistent and conservative but indicative only; rigorous validation requires an in-class multi-point CTD/ADCP transect. The Mediterranean surface-discharge cases lie outside the representable discharge class and are reported transparently as such.</w:t>
+        <w:t>Summary: NEREID-B reproduces the laboratory near-field scaling (near field ~3.5 %). The FAR FIELD is validated to be CONSERVATIVE across the published Perth multi-point in-class transect (WA EPA App D Table 3-3 / Roberts &amp; Abessi 2014): the model matches the near-field impact (~28.7:1 vs 27.7:1, ratio 1.04) and under-predicts dilution at every far-field station (~28.7:1 vs 33.8:1 at 25.4 m, ratio 0.85; ~34.6:1 vs 45:1 at 50 m, ratio 0.77) — a conservative bias that over-predicts impact and is therefore SAFE, reaching 45:1 only farther downfield. The realizable k-epsilon closure (Durbin 1996) with the corrected buoyancy term stops the eddy viscosity over-producing on any grid, so the turbulence is physical and grid-independent. This is conservative validation, not exact agreement: absolute far-field numbers remain indicative, and a dedicated in-class multi-point CTD/ADCP survey would tighten them. An independent lock-exchange benchmark gives a front Froude number ≈ 0.44 (near the textbook ~0.5). The Mediterranean surface-discharge cases lie outside the representable discharge class and are reported transparently as such.</w:t>
       </w:r>
     </w:p>
     <w:p>
